--- a/flow/20230927_hours/drafts/2024-04-g/18.04.docx
+++ b/flow/20230927_hours/drafts/2024-04-g/18.04.docx
@@ -1199,37 +1199,21 @@
       </w:r>
     </w:p>
     <w:p>
-      <w:pPr>
-        <w:spacing w:line="240" w:lineRule="auto"/>
-        <w:rPr>
-          <w:rFonts w:ascii="Times New Roman" w:hAnsi="Times New Roman"/>
-          <w:sz w:val="24"/>
-        </w:rPr>
-      </w:pPr>
-      <w:r>
-        <w:rPr>
-          <w:rFonts w:ascii="Times New Roman" w:hAnsi="Times New Roman"/>
-          <w:i/>
-          <w:color w:val="FF0000"/>
-          <w:sz w:val="24"/>
-        </w:rPr>
-        <w:t xml:space="preserve">Тропар </w:t>
-      </w:r>
-      <w:r>
-        <w:rPr>
-          <w:rFonts w:ascii="Times New Roman" w:hAnsi="Times New Roman"/>
-          <w:i/>
-          <w:color w:val="FF0000"/>
-          <w:sz w:val="24"/>
-        </w:rPr>
-        <w:t xml:space="preserve">(г. 2): </w:t>
-      </w:r>
-      <w:r>
-        <w:rPr>
-          <w:rFonts w:ascii="Times New Roman" w:hAnsi="Times New Roman"/>
-          <w:sz w:val="24"/>
-        </w:rPr>
-        <w:t>Благообразний Йосиф, з древа знявши пречисте тіло Твоє,* плащаницею чистою обвив,* і ароматами в гробі новім, покривши, положив;* та по трьох днях воскрес єси, Господи,* даруючи світові велику милість.</w:t>
+      <w:r>
+        <w:rPr>
+          <w:rFonts w:ascii="Times New Roman" w:hAnsi="Times New Roman"/>
+          <w:i/>
+          <w:color w:val="FF0000"/>
+          <w:sz w:val="24"/>
+        </w:rPr>
+        <w:t>Тропар (г. 2):</w:t>
+      </w:r>
+      <w:r>
+        <w:rPr>
+          <w:rFonts w:ascii="Times New Roman" w:hAnsi="Times New Roman"/>
+          <w:sz w:val="24"/>
+        </w:rPr>
+        <w:t xml:space="preserve"> Благообразний Йосиф, з древа знявши пречисте тіло Твоє,* плащаницею чистою обвив,* і ароматами в гробі новім, покривши, положив;* та по трьох днях воскрес єси, Господи,* даруючи світові велику милість.</w:t>
       </w:r>
     </w:p>
     <w:p>
@@ -1532,21 +1516,22 @@
       </w:r>
     </w:p>
     <w:p>
-      <w:pPr>
-        <w:spacing w:line="240" w:lineRule="auto"/>
-        <w:rPr>
-          <w:rFonts w:ascii="Times New Roman" w:hAnsi="Times New Roman"/>
-          <w:sz w:val="24"/>
-        </w:rPr>
-      </w:pPr>
-      <w:r>
-        <w:rPr>
-          <w:rFonts w:ascii="Times New Roman" w:hAnsi="Times New Roman"/>
-          <w:i/>
-          <w:color w:val="FF0000"/>
-          <w:sz w:val="24"/>
-        </w:rPr>
-        <w:t xml:space="preserve">Кондак (г. 2): </w:t>
+      <w:r>
+        <w:rPr>
+          <w:rFonts w:ascii="Times New Roman" w:hAnsi="Times New Roman"/>
+          <w:i/>
+          <w:color w:val="FF4400"/>
+          <w:sz w:val="24"/>
+        </w:rPr>
+        <w:t>Кондак (г. 2):</w:t>
+      </w:r>
+      <w:r>
+        <w:rPr>
+          <w:rFonts w:ascii="Times New Roman" w:hAnsi="Times New Roman"/>
+          <w:color w:val="333333"/>
+          <w:sz w:val="24"/>
+        </w:rPr>
+        <w:t xml:space="preserve"> </w:t>
       </w:r>
       <w:r>
         <w:rPr>
@@ -3552,13 +3537,6 @@
       </w:r>
     </w:p>
     <w:p>
-      <w:pPr>
-        <w:rPr>
-          <w:rFonts w:ascii="Times New Roman" w:hAnsi="Times New Roman"/>
-          <w:sz w:val="24"/>
-          <w:szCs w:val="24"/>
-        </w:rPr>
-      </w:pPr>
       <w:r>
         <w:rPr>
           <w:rFonts w:ascii="Times New Roman" w:hAnsi="Times New Roman"/>
@@ -3572,30 +3550,11 @@
         <w:rPr>
           <w:rFonts w:ascii="Times New Roman" w:hAnsi="Times New Roman"/>
           <w:sz w:val="24"/>
-          <w:szCs w:val="24"/>
         </w:rPr>
         <w:t xml:space="preserve"> Коли зійшов Ти до смерти, Життя безсмертне, * тоді ад умертвив Ти блистінням божества. * Коли ж і умерлих із глибин підземних воскресив Ти, * всі сили небесні взивали: * Життєдавче, Христе Боже наш, слава Тобі.</w:t>
       </w:r>
     </w:p>
     <w:p>
-      <w:r>
-        <w:rPr>
-          <w:rFonts w:ascii="Times New Roman" w:hAnsi="Times New Roman"/>
-          <w:i/>
-          <w:color w:val="FF0000"/>
-          <w:sz w:val="24"/>
-        </w:rPr>
-        <w:t>Тропар (г. 2):</w:t>
-      </w:r>
-      <w:r>
-        <w:rPr>
-          <w:rFonts w:ascii="Times New Roman" w:hAnsi="Times New Roman"/>
-          <w:sz w:val="24"/>
-        </w:rPr>
-        <w:t xml:space="preserve"> Коли зійшов Ти до смерти, Життя безсмертне, * тоді ад умертвив Ти блистінням божества. * Коли ж і умерлих із глибин підземних воскресив Ти, * всі сили небесні взивали: * Життєдавче, Христе Боже наш, слава Тобі.</w:t>
-      </w:r>
-    </w:p>
-    <w:p>
       <w:pPr>
         <w:spacing w:line="240" w:lineRule="auto"/>
         <w:rPr>
@@ -3612,32 +3571,28 @@
       </w:r>
     </w:p>
     <w:p>
-      <w:pPr>
-        <w:spacing w:line="240" w:lineRule="auto"/>
-        <w:ind w:left="2" w:hanging="2"/>
-        <w:rPr>
-          <w:rFonts w:ascii="Times New Roman" w:hAnsi="Times New Roman"/>
-          <w:sz w:val="24"/>
-          <w:szCs w:val="24"/>
-        </w:rPr>
-      </w:pPr>
-      <w:r>
-        <w:rPr>
-          <w:rFonts w:ascii="Times New Roman" w:hAnsi="Times New Roman"/>
-          <w:i/>
-          <w:color w:val="FF0000"/>
-          <w:sz w:val="24"/>
-          <w:szCs w:val="24"/>
-        </w:rPr>
-        <w:t>Тропар (г. 2):</w:t>
-      </w:r>
-      <w:r>
-        <w:rPr>
-          <w:rFonts w:ascii="Times New Roman" w:hAnsi="Times New Roman"/>
-          <w:sz w:val="24"/>
-          <w:szCs w:val="24"/>
-        </w:rPr>
-        <w:t xml:space="preserve"> Ти був знаний, як освячений від пелен,* і сповнений благодаті,* чудесами світ просвітив ти,* і відігнав множество демонів,* священнотворче Теодоре,* тому за нас молися Господеві. </w:t>
+      <w:r>
+        <w:rPr>
+          <w:rFonts w:ascii="Times New Roman" w:hAnsi="Times New Roman"/>
+          <w:i/>
+          <w:color w:val="FF0000"/>
+          <w:sz w:val="24"/>
+        </w:rPr>
+        <w:t>Тропар (г. 8):</w:t>
+      </w:r>
+      <w:r>
+        <w:rPr>
+          <w:rFonts w:ascii="Times New Roman" w:hAnsi="Times New Roman"/>
+          <w:sz w:val="24"/>
+        </w:rPr>
+        <w:t xml:space="preserve"> У тобі отче дбайливо зберігся образ,* бо прийнявши хрест, ти пішов слідом за Христом* і ділом навчав ти погор</w:t>
+      </w:r>
+      <w:r>
+        <w:rPr>
+          <w:rFonts w:ascii="Times New Roman" w:hAnsi="Times New Roman"/>
+          <w:sz w:val="24"/>
+        </w:rPr>
+        <w:t>джувати тілом, бо воно проминає,* а дбати про душу – єство безсмертне.* Тим-то з ангелами разом радується,* преподобний Йоане, дух твій.</w:t>
       </w:r>
     </w:p>
     <w:p>
@@ -3915,32 +3870,28 @@
       </w:r>
     </w:p>
     <w:p>
-      <w:pPr>
-        <w:spacing w:line="240" w:lineRule="auto"/>
-        <w:ind w:left="2" w:hanging="2"/>
-        <w:rPr>
-          <w:rFonts w:ascii="Times New Roman" w:hAnsi="Times New Roman"/>
-          <w:sz w:val="24"/>
-          <w:szCs w:val="24"/>
-        </w:rPr>
-      </w:pPr>
-      <w:r>
-        <w:rPr>
-          <w:rFonts w:ascii="Times New Roman" w:hAnsi="Times New Roman"/>
-          <w:i/>
-          <w:color w:val="FF0000"/>
-          <w:sz w:val="24"/>
-          <w:szCs w:val="24"/>
-        </w:rPr>
-        <w:t>Кондак (г. 3):</w:t>
-      </w:r>
-      <w:r>
-        <w:rPr>
-          <w:rFonts w:ascii="Times New Roman" w:hAnsi="Times New Roman"/>
-          <w:sz w:val="24"/>
-          <w:szCs w:val="24"/>
-        </w:rPr>
-        <w:t xml:space="preserve"> Як на вогняну колісницю піднявся ти добрими ділами, богоносний,* увійшов ти у небесні оселі,* і жив ти, мов Ангел з людьми,* і як людина з Ангелами радієш.* Тому виявився ти божественним вмістилищем чудес,* Теодоре преподобний. </w:t>
+      <w:r>
+        <w:rPr>
+          <w:rFonts w:ascii="Times New Roman" w:hAnsi="Times New Roman"/>
+          <w:i/>
+          <w:color w:val="FF0000"/>
+          <w:sz w:val="24"/>
+        </w:rPr>
+        <w:t>Кондак (г. 4):</w:t>
+      </w:r>
+      <w:r>
+        <w:rPr>
+          <w:rFonts w:ascii="Times New Roman" w:hAnsi="Times New Roman"/>
+          <w:sz w:val="24"/>
+        </w:rPr>
+        <w:t xml:space="preserve"> Стриманістю життя прикрасив ти, отче,* плоть умертвив ти,* і тим переміг ти ворожі напади, преблаженний,</w:t>
+      </w:r>
+      <w:r>
+        <w:rPr>
+          <w:rFonts w:ascii="Times New Roman" w:hAnsi="Times New Roman"/>
+          <w:sz w:val="24"/>
+        </w:rPr>
+        <w:t xml:space="preserve">* і прийшов до Бога у безтурботне й вічне життя,* як гідний спадкоємець, Йоане,* до Нього ж молися, щоб спас душі наші. </w:t>
       </w:r>
     </w:p>
     <w:p>
@@ -5751,37 +5702,21 @@
       </w:r>
     </w:p>
     <w:p>
-      <w:pPr>
-        <w:spacing w:line="240" w:lineRule="auto"/>
-        <w:rPr>
-          <w:rFonts w:ascii="Times New Roman" w:hAnsi="Times New Roman"/>
-          <w:sz w:val="24"/>
-        </w:rPr>
-      </w:pPr>
-      <w:r>
-        <w:rPr>
-          <w:rFonts w:ascii="Times New Roman" w:hAnsi="Times New Roman"/>
-          <w:i/>
-          <w:color w:val="FF0000"/>
-          <w:sz w:val="24"/>
-        </w:rPr>
-        <w:t xml:space="preserve">Тропар </w:t>
-      </w:r>
-      <w:r>
-        <w:rPr>
-          <w:rFonts w:ascii="Times New Roman" w:hAnsi="Times New Roman"/>
-          <w:i/>
-          <w:color w:val="FF0000"/>
-          <w:sz w:val="24"/>
-        </w:rPr>
-        <w:t xml:space="preserve">(г. 2): </w:t>
-      </w:r>
-      <w:r>
-        <w:rPr>
-          <w:rFonts w:ascii="Times New Roman" w:hAnsi="Times New Roman"/>
-          <w:sz w:val="24"/>
-        </w:rPr>
-        <w:t>Благообразний Йосиф, з древа знявши пречисте тіло Твоє,* плащаницею чистою обвив,* і ароматами в гробі новім, покривши, положив;* та по трьох днях воскрес єси, Господи,* даруючи світові велику милість.</w:t>
+      <w:r>
+        <w:rPr>
+          <w:rFonts w:ascii="Times New Roman" w:hAnsi="Times New Roman"/>
+          <w:i/>
+          <w:color w:val="FF0000"/>
+          <w:sz w:val="24"/>
+        </w:rPr>
+        <w:t>Тропар (г. 2):</w:t>
+      </w:r>
+      <w:r>
+        <w:rPr>
+          <w:rFonts w:ascii="Times New Roman" w:hAnsi="Times New Roman"/>
+          <w:sz w:val="24"/>
+        </w:rPr>
+        <w:t xml:space="preserve"> Благообразний Йосиф, з древа знявши пречисте тіло Твоє,* плащаницею чистою обвив,* і ароматами в гробі новім, покривши, положив;* та по трьох днях воскрес єси, Господи,* даруючи світові велику милість.</w:t>
       </w:r>
     </w:p>
     <w:p>
@@ -6060,23 +5995,22 @@
       </w:r>
     </w:p>
     <w:p>
-      <w:pPr>
-        <w:spacing w:line="240" w:lineRule="auto"/>
-        <w:rPr>
-          <w:rFonts w:ascii="Times New Roman" w:hAnsi="Times New Roman"/>
-          <w:sz w:val="24"/>
-        </w:rPr>
-      </w:pPr>
-      <w:bookmarkStart w:id="0" w:name="_Hlk102234338"/>
-      <w:r>
-        <w:rPr>
-          <w:rFonts w:ascii="Times New Roman" w:hAnsi="Times New Roman"/>
-          <w:i/>
-          <w:color w:val="FF0000"/>
-          <w:sz w:val="24"/>
-        </w:rPr>
-        <w:lastRenderedPageBreak/>
-        <w:t xml:space="preserve">Кондак (г. 2): </w:t>
+      <w:r>
+        <w:rPr>
+          <w:rFonts w:ascii="Times New Roman" w:hAnsi="Times New Roman"/>
+          <w:i/>
+          <w:color w:val="FF4400"/>
+          <w:sz w:val="24"/>
+        </w:rPr>
+        <w:t>Кондак (г. 2):</w:t>
+      </w:r>
+      <w:r>
+        <w:rPr>
+          <w:rFonts w:ascii="Times New Roman" w:hAnsi="Times New Roman"/>
+          <w:color w:val="333333"/>
+          <w:sz w:val="24"/>
+        </w:rPr>
+        <w:t xml:space="preserve"> </w:t>
       </w:r>
       <w:r>
         <w:rPr>
@@ -7802,40 +7736,6 @@
       </w:r>
     </w:p>
     <w:p>
-      <w:pPr>
-        <w:spacing w:line="240" w:lineRule="auto"/>
-        <w:rPr>
-          <w:rFonts w:ascii="Times New Roman" w:hAnsi="Times New Roman"/>
-          <w:sz w:val="24"/>
-        </w:rPr>
-      </w:pPr>
-      <w:r>
-        <w:rPr>
-          <w:rFonts w:ascii="Times New Roman" w:hAnsi="Times New Roman"/>
-          <w:i/>
-          <w:color w:val="FF0000"/>
-          <w:sz w:val="24"/>
-        </w:rPr>
-        <w:t xml:space="preserve">Тропар </w:t>
-      </w:r>
-      <w:r>
-        <w:rPr>
-          <w:rFonts w:ascii="Times New Roman" w:hAnsi="Times New Roman"/>
-          <w:i/>
-          <w:color w:val="FF0000"/>
-          <w:sz w:val="24"/>
-        </w:rPr>
-        <w:t xml:space="preserve">(г. 2): </w:t>
-      </w:r>
-      <w:r>
-        <w:rPr>
-          <w:rFonts w:ascii="Times New Roman" w:hAnsi="Times New Roman"/>
-          <w:sz w:val="24"/>
-        </w:rPr>
-        <w:t>Благообразний Йосиф, з древа знявши пречисте тіло Твоє,* плащаницею чистою обвив,* і ароматами в гробі новім, покривши, положив;* та по трьох днях воскрес єси, Господи,* даруючи світові велику милість.</w:t>
-      </w:r>
-    </w:p>
-    <w:p>
       <w:r>
         <w:rPr>
           <w:rFonts w:ascii="Times New Roman" w:hAnsi="Times New Roman"/>
@@ -7870,32 +7770,28 @@
       </w:r>
     </w:p>
     <w:p>
-      <w:pPr>
-        <w:spacing w:line="240" w:lineRule="auto"/>
-        <w:ind w:left="2" w:hanging="2"/>
-        <w:rPr>
-          <w:rFonts w:ascii="Times New Roman" w:hAnsi="Times New Roman"/>
-          <w:sz w:val="24"/>
-          <w:szCs w:val="24"/>
-        </w:rPr>
-      </w:pPr>
-      <w:r>
-        <w:rPr>
-          <w:rFonts w:ascii="Times New Roman" w:hAnsi="Times New Roman"/>
-          <w:i/>
-          <w:color w:val="FF0000"/>
-          <w:sz w:val="24"/>
-          <w:szCs w:val="24"/>
-        </w:rPr>
-        <w:t>Тропар (г. 2):</w:t>
-      </w:r>
-      <w:r>
-        <w:rPr>
-          <w:rFonts w:ascii="Times New Roman" w:hAnsi="Times New Roman"/>
-          <w:sz w:val="24"/>
-          <w:szCs w:val="24"/>
-        </w:rPr>
-        <w:t xml:space="preserve"> Ти був знаний, як освячений від пелен,* і сповнений благодаті,* чудесами світ просвітив ти,* і відігнав множество демонів,* священнотворче Теодоре,* тому за нас молися Господеві. </w:t>
+      <w:r>
+        <w:rPr>
+          <w:rFonts w:ascii="Times New Roman" w:hAnsi="Times New Roman"/>
+          <w:i/>
+          <w:color w:val="FF0000"/>
+          <w:sz w:val="24"/>
+        </w:rPr>
+        <w:t>Тропар (г. 8):</w:t>
+      </w:r>
+      <w:r>
+        <w:rPr>
+          <w:rFonts w:ascii="Times New Roman" w:hAnsi="Times New Roman"/>
+          <w:sz w:val="24"/>
+        </w:rPr>
+        <w:t xml:space="preserve"> У тобі отче дбайливо зберігся образ,* бо прийнявши хрест, ти пішов слідом за Христом* і ділом навчав ти погор</w:t>
+      </w:r>
+      <w:r>
+        <w:rPr>
+          <w:rFonts w:ascii="Times New Roman" w:hAnsi="Times New Roman"/>
+          <w:sz w:val="24"/>
+        </w:rPr>
+        <w:t>джувати тілом, бо воно проминає,* а дбати про душу – єство безсмертне.* Тим-то з ангелами разом радується,* преподобний Йоане, дух твій.</w:t>
       </w:r>
     </w:p>
     <w:p>
@@ -8186,32 +8082,28 @@
       </w:r>
     </w:p>
     <w:p>
-      <w:pPr>
-        <w:spacing w:line="240" w:lineRule="auto"/>
-        <w:ind w:left="2" w:hanging="2"/>
-        <w:rPr>
-          <w:rFonts w:ascii="Times New Roman" w:hAnsi="Times New Roman"/>
-          <w:sz w:val="24"/>
-          <w:szCs w:val="24"/>
-        </w:rPr>
-      </w:pPr>
-      <w:r>
-        <w:rPr>
-          <w:rFonts w:ascii="Times New Roman" w:hAnsi="Times New Roman"/>
-          <w:i/>
-          <w:color w:val="FF0000"/>
-          <w:sz w:val="24"/>
-          <w:szCs w:val="24"/>
-        </w:rPr>
-        <w:t>Кондак (г. 3):</w:t>
-      </w:r>
-      <w:r>
-        <w:rPr>
-          <w:rFonts w:ascii="Times New Roman" w:hAnsi="Times New Roman"/>
-          <w:sz w:val="24"/>
-          <w:szCs w:val="24"/>
-        </w:rPr>
-        <w:t xml:space="preserve"> Як на вогняну колісницю піднявся ти добрими ділами, богоносний,* увійшов ти у небесні оселі,* і жив ти, мов Ангел з людьми,* і як людина з Ангелами радієш.* Тому виявився ти божественним вмістилищем чудес,* Теодоре преподобний. </w:t>
+      <w:r>
+        <w:rPr>
+          <w:rFonts w:ascii="Times New Roman" w:hAnsi="Times New Roman"/>
+          <w:i/>
+          <w:color w:val="FF0000"/>
+          <w:sz w:val="24"/>
+        </w:rPr>
+        <w:t>Кондак (г. 4):</w:t>
+      </w:r>
+      <w:r>
+        <w:rPr>
+          <w:rFonts w:ascii="Times New Roman" w:hAnsi="Times New Roman"/>
+          <w:sz w:val="24"/>
+        </w:rPr>
+        <w:t xml:space="preserve"> Стриманістю життя прикрасив ти, отче,* плоть умертвив ти,* і тим переміг ти ворожі напади, преблаженний,</w:t>
+      </w:r>
+      <w:r>
+        <w:rPr>
+          <w:rFonts w:ascii="Times New Roman" w:hAnsi="Times New Roman"/>
+          <w:sz w:val="24"/>
+        </w:rPr>
+        <w:t xml:space="preserve">* і прийшов до Бога у безтурботне й вічне життя,* як гідний спадкоємець, Йоане,* до Нього ж молися, щоб спас душі наші. </w:t>
       </w:r>
     </w:p>
     <w:p>
